--- a/docs/Rapportage.docx
+++ b/docs/Rapportage.docx
@@ -65,17 +65,14 @@
         <w:rPr>
           <w:b w:val="0"/>
         </w:rPr>
-        <w:t xml:space="preserve">De volledige projectmap is gecontroleerd op </w:t>
+        <w:t>De volledige projectmap is gecontroleerd op compileerbaarheid, functionele consistentie, testbaarheid, documentatie en toepassing van ontwerppatronen. De gecorrigeerde productiecode is gecompileerd met Java 17, waarbij alle compilerwaarschuwingen als fout zijn behandeld. Daarna zijn negentien geautomatiseerde controles uitgevoerd.</w:t>
       </w:r>
       <w:r>
         <w:rPr>
           <w:b/>
         </w:rPr>
-        <w:t>compileerbaarheid, functionele consistentie, testbaarheid, documentatie en toepassing van ontwerppatronen</w:t>
       </w:r>
-      <w:r>
-        <w:t>. De gecorrigeerde productiecode is gecompileerd met Java 17, waarbij alle compilerwaarschuwingen als fout zijn behandeld. Daarna zijn dertien geautomatiseerde controles uitgevoerd.</w:t>
-      </w:r>
+      <w:r/>
     </w:p>
     <w:p>
       <w:pPr>
@@ -92,7 +89,7 @@
         <w:spacing w:after="60"/>
       </w:pPr>
       <w:r>
-        <w:t>Tests: 13 geslaagd, 0 mislukt.</w:t>
+        <w:t>Tests: 19 geslaagd, 0 mislukt.</w:t>
       </w:r>
     </w:p>
     <w:p>
@@ -737,6 +734,41 @@
           </w:p>
         </w:tc>
       </w:tr>
+      <w:tr>
+        <w:tc>
+          <w:tcPr>
+            <w:tcW w:type="dxa" w:w="3324"/>
+          </w:tcPr>
+          <w:p>
+            <w:r>
+              <w:rPr>
+                <w:b/>
+              </w:rPr>
+              <w:t>Encapsulatie plaatsing</w:t>
+            </w:r>
+          </w:p>
+        </w:tc>
+        <w:tc>
+          <w:tcPr>
+            <w:tcW w:type="dxa" w:w="3324"/>
+          </w:tcPr>
+          <w:p>
+            <w:r>
+              <w:t>Publieke hulpmethoden in AZC en Gemeente konden rechtstreeks worden aangeroepen, waardoor bewonerslijsten, vluchteling en gemeenteteller opnieuw uit elkaar konden lopen.</w:t>
+            </w:r>
+          </w:p>
+        </w:tc>
+        <w:tc>
+          <w:tcPr>
+            <w:tcW w:type="dxa" w:w="3324"/>
+          </w:tcPr>
+          <w:p>
+            <w:r>
+              <w:t>De mutatiemethoden zijn package-private gemaakt. Vluchteling.plaatsInAZC is nu het enige publieke mutatiepunt voor de volledige plaatsingsrelatie.</w:t>
+            </w:r>
+          </w:p>
+        </w:tc>
+      </w:tr>
     </w:tbl>
     <w:p>
       <w:pPr>
@@ -844,7 +876,7 @@
         <w:spacing w:after="60"/>
       </w:pPr>
       <w:r>
-        <w:t>Veilige API: interne ArrayLists worden niet langer rechtstreeks blootgesteld.</w:t>
+        <w:t>Veilige API: interne ArrayLists worden niet rechtstreeks blootgesteld en interne plaatsingsmutaties zijn niet publiek toegankelijk.</w:t>
       </w:r>
     </w:p>
     <w:p>
@@ -990,6 +1022,54 @@
       </w:pPr>
       <w:r>
         <w:t>onveranderbare geretourneerde collecties.</w:t>
+      </w:r>
+    </w:p>
+    <w:p>
+      <w:pPr>
+        <w:pStyle w:val="ListBullet"/>
+      </w:pPr>
+      <w:r>
+        <w:t>context zonder geselecteerde strategie geeft een duidelijke fout;</w:t>
+      </w:r>
+    </w:p>
+    <w:p>
+      <w:pPr>
+        <w:pStyle w:val="ListBullet"/>
+      </w:pPr>
+      <w:r>
+        <w:t>dezelfde vluchteling tweemaal in hetzelfde AZC geeft geen dubbele registratie;</w:t>
+      </w:r>
+    </w:p>
+    <w:p>
+      <w:pPr>
+        <w:pStyle w:val="ListBullet"/>
+      </w:pPr>
+      <w:r>
+        <w:t>interne mutatiemethoden van AZC en Gemeente zijn niet publiek;</w:t>
+      </w:r>
+    </w:p>
+    <w:p>
+      <w:pPr>
+        <w:pStyle w:val="ListBullet"/>
+      </w:pPr>
+      <w:r>
+        <w:t>null-observer wordt expliciet afgewezen;</w:t>
+      </w:r>
+    </w:p>
+    <w:p>
+      <w:pPr>
+        <w:pStyle w:val="ListBullet"/>
+      </w:pPr>
+      <w:r>
+        <w:t>een bericht kan niet tweemaal worden verwerkt;</w:t>
+      </w:r>
+    </w:p>
+    <w:p>
+      <w:pPr>
+        <w:pStyle w:val="ListBullet"/>
+      </w:pPr>
+      <w:r>
+        <w:t>lege verplichte tekst wordt afgewezen.</w:t>
       </w:r>
     </w:p>
     <w:p>
